--- a/TFM_MarioSoto/src/codigo/procesamiento_datos/docs/pipeline_detallada.docx
+++ b/TFM_MarioSoto/src/codigo/procesamiento_datos/docs/pipeline_detallada.docx
@@ -75,6 +75,65 @@
       <w:r>
         <w:t>, sin separar por tipo de carrera.</w:t>
       </w:r>
+      <w:r>
+        <w:t xml:space="preserve"> Los </w:t>
+      </w:r>
+      <w:proofErr w:type="spellStart"/>
+      <w:r>
+        <w:t>json</w:t>
+      </w:r>
+      <w:proofErr w:type="spellEnd"/>
+      <w:r>
+        <w:t xml:space="preserve"> que vendrán serán los siguientes: </w:t>
+      </w:r>
+    </w:p>
+    <w:p>
+      <w:pPr>
+        <w:numPr>
+          <w:ilvl w:val="2"/>
+          <w:numId w:val="1"/>
+        </w:numPr>
+      </w:pPr>
+      <w:proofErr w:type="spellStart"/>
+      <w:r>
+        <w:t>Athletes</w:t>
+      </w:r>
+      <w:proofErr w:type="spellEnd"/>
+    </w:p>
+    <w:p>
+      <w:pPr>
+        <w:numPr>
+          <w:ilvl w:val="2"/>
+          <w:numId w:val="1"/>
+        </w:numPr>
+      </w:pPr>
+      <w:r>
+        <w:t>Issues</w:t>
+      </w:r>
+    </w:p>
+    <w:p>
+      <w:pPr>
+        <w:numPr>
+          <w:ilvl w:val="2"/>
+          <w:numId w:val="1"/>
+        </w:numPr>
+      </w:pPr>
+      <w:r>
+        <w:t>Live</w:t>
+      </w:r>
+    </w:p>
+    <w:p>
+      <w:pPr>
+        <w:numPr>
+          <w:ilvl w:val="2"/>
+          <w:numId w:val="1"/>
+        </w:numPr>
+      </w:pPr>
+      <w:proofErr w:type="spellStart"/>
+      <w:r>
+        <w:t>Races</w:t>
+      </w:r>
+      <w:proofErr w:type="spellEnd"/>
     </w:p>
     <w:p>
       <w:pPr>
@@ -223,7 +282,7 @@
     <w:p>
       <w:r>
         <w:pict w14:anchorId="414EA152">
-          <v:rect id="_x0000_i1115" style="width:0;height:1.5pt" o:hralign="center" o:hrstd="t" o:hr="t" fillcolor="#a0a0a0" stroked="f"/>
+          <v:rect id="_x0000_i1025" style="width:0;height:1.5pt" o:hralign="center" o:hrstd="t" o:hr="t" fillcolor="#a0a0a0" stroked="f"/>
         </w:pict>
       </w:r>
     </w:p>
@@ -432,6 +491,7 @@
         </w:numPr>
       </w:pPr>
       <w:r>
+        <w:lastRenderedPageBreak/>
         <w:t xml:space="preserve">Guardar </w:t>
       </w:r>
       <w:proofErr w:type="spellStart"/>
@@ -473,7 +533,7 @@
     <w:p>
       <w:r>
         <w:pict w14:anchorId="008F8ECD">
-          <v:rect id="_x0000_i1116" style="width:0;height:1.5pt" o:hralign="center" o:hrstd="t" o:hr="t" fillcolor="#a0a0a0" stroked="f"/>
+          <v:rect id="_x0000_i1026" style="width:0;height:1.5pt" o:hralign="center" o:hrstd="t" o:hr="t" fillcolor="#a0a0a0" stroked="f"/>
         </w:pict>
       </w:r>
     </w:p>
@@ -523,7 +583,6 @@
           <w:b/>
           <w:bCs/>
         </w:rPr>
-        <w:lastRenderedPageBreak/>
         <w:t>Conceptos / Buenas prácticas:</w:t>
       </w:r>
     </w:p>
@@ -723,7 +782,7 @@
     <w:p>
       <w:r>
         <w:pict w14:anchorId="1E65F0F1">
-          <v:rect id="_x0000_i1117" style="width:0;height:1.5pt" o:hralign="center" o:hrstd="t" o:hr="t" fillcolor="#a0a0a0" stroked="f"/>
+          <v:rect id="_x0000_i1027" style="width:0;height:1.5pt" o:hralign="center" o:hrstd="t" o:hr="t" fillcolor="#a0a0a0" stroked="f"/>
         </w:pict>
       </w:r>
     </w:p>
@@ -909,8 +968,9 @@
     </w:p>
     <w:p>
       <w:r>
+        <w:lastRenderedPageBreak/>
         <w:pict w14:anchorId="47D9164F">
-          <v:rect id="_x0000_i1118" style="width:0;height:1.5pt" o:hralign="center" o:hrstd="t" o:hr="t" fillcolor="#a0a0a0" stroked="f"/>
+          <v:rect id="_x0000_i1028" style="width:0;height:1.5pt" o:hralign="center" o:hrstd="t" o:hr="t" fillcolor="#a0a0a0" stroked="f"/>
         </w:pict>
       </w:r>
     </w:p>
@@ -972,7 +1032,6 @@
         </w:numPr>
       </w:pPr>
       <w:r>
-        <w:lastRenderedPageBreak/>
         <w:t xml:space="preserve">Ejemplo: </w:t>
       </w:r>
       <w:proofErr w:type="spellStart"/>
@@ -1145,7 +1204,7 @@
     <w:p>
       <w:r>
         <w:pict w14:anchorId="6E39A1FC">
-          <v:rect id="_x0000_i1119" style="width:0;height:1.5pt" o:hralign="center" o:hrstd="t" o:hr="t" fillcolor="#a0a0a0" stroked="f"/>
+          <v:rect id="_x0000_i1029" style="width:0;height:1.5pt" o:hralign="center" o:hrstd="t" o:hr="t" fillcolor="#a0a0a0" stroked="f"/>
         </w:pict>
       </w:r>
     </w:p>
@@ -1341,7 +1400,7 @@
     <w:p>
       <w:r>
         <w:pict w14:anchorId="34083B6E">
-          <v:rect id="_x0000_i1120" style="width:0;height:1.5pt" o:hralign="center" o:hrstd="t" o:hr="t" fillcolor="#a0a0a0" stroked="f"/>
+          <v:rect id="_x0000_i1030" style="width:0;height:1.5pt" o:hralign="center" o:hrstd="t" o:hr="t" fillcolor="#a0a0a0" stroked="f"/>
         </w:pict>
       </w:r>
     </w:p>
@@ -1482,8 +1541,9 @@
     </w:p>
     <w:p>
       <w:r>
+        <w:lastRenderedPageBreak/>
         <w:pict w14:anchorId="3ADCC09B">
-          <v:rect id="_x0000_i1121" style="width:0;height:1.5pt" o:hralign="center" o:hrstd="t" o:hr="t" fillcolor="#a0a0a0" stroked="f"/>
+          <v:rect id="_x0000_i1031" style="width:0;height:1.5pt" o:hralign="center" o:hrstd="t" o:hr="t" fillcolor="#a0a0a0" stroked="f"/>
         </w:pict>
       </w:r>
     </w:p>
@@ -1574,7 +1634,6 @@
           <w:b/>
           <w:bCs/>
         </w:rPr>
-        <w:lastRenderedPageBreak/>
         <w:t>Separación de modelos por tipo de carrera</w:t>
       </w:r>
     </w:p>
@@ -1735,7 +1794,7 @@
     <w:p>
       <w:r>
         <w:pict w14:anchorId="41D5C563">
-          <v:rect id="_x0000_i1122" style="width:0;height:1.5pt" o:hralign="center" o:hrstd="t" o:hr="t" fillcolor="#a0a0a0" stroked="f"/>
+          <v:rect id="_x0000_i1032" style="width:0;height:1.5pt" o:hralign="center" o:hrstd="t" o:hr="t" fillcolor="#a0a0a0" stroked="f"/>
         </w:pict>
       </w:r>
     </w:p>
@@ -1815,7 +1874,7 @@
     <w:p>
       <w:r>
         <w:pict w14:anchorId="410240F4">
-          <v:rect id="_x0000_i1123" style="width:0;height:1.5pt" o:hralign="center" o:hrstd="t" o:hr="t" fillcolor="#a0a0a0" stroked="f"/>
+          <v:rect id="_x0000_i1033" style="width:0;height:1.5pt" o:hralign="center" o:hrstd="t" o:hr="t" fillcolor="#a0a0a0" stroked="f"/>
         </w:pict>
       </w:r>
     </w:p>
@@ -1921,7 +1980,7 @@
     <w:p>
       <w:r>
         <w:pict w14:anchorId="0E82B041">
-          <v:rect id="_x0000_i1124" style="width:0;height:1.5pt" o:hralign="center" o:hrstd="t" o:hr="t" fillcolor="#a0a0a0" stroked="f"/>
+          <v:rect id="_x0000_i1034" style="width:0;height:1.5pt" o:hralign="center" o:hrstd="t" o:hr="t" fillcolor="#a0a0a0" stroked="f"/>
         </w:pict>
       </w:r>
     </w:p>
@@ -2003,13 +2062,14 @@
         </w:numPr>
       </w:pPr>
       <w:r>
+        <w:lastRenderedPageBreak/>
         <w:t>Resultado → S3 PROCESSED_RESULTS en formato JSON para análisis o visualización.</w:t>
       </w:r>
     </w:p>
     <w:p>
       <w:r>
         <w:pict w14:anchorId="46B05866">
-          <v:rect id="_x0000_i1125" style="width:0;height:1.5pt" o:hralign="center" o:hrstd="t" o:hr="t" fillcolor="#a0a0a0" stroked="f"/>
+          <v:rect id="_x0000_i1035" style="width:0;height:1.5pt" o:hralign="center" o:hrstd="t" o:hr="t" fillcolor="#a0a0a0" stroked="f"/>
         </w:pict>
       </w:r>
     </w:p>
@@ -2083,7 +2143,6 @@
         </w:numPr>
       </w:pPr>
       <w:r>
-        <w:lastRenderedPageBreak/>
         <w:t xml:space="preserve">Mantener versionado y </w:t>
       </w:r>
       <w:proofErr w:type="spellStart"/>
@@ -2098,7 +2157,7 @@
     <w:p>
       <w:r>
         <w:pict w14:anchorId="763C1007">
-          <v:rect id="_x0000_i1126" style="width:0;height:1.5pt" o:hralign="center" o:hrstd="t" o:hr="t" fillcolor="#a0a0a0" stroked="f"/>
+          <v:rect id="_x0000_i1036" style="width:0;height:1.5pt" o:hralign="center" o:hrstd="t" o:hr="t" fillcolor="#a0a0a0" stroked="f"/>
         </w:pict>
       </w:r>
     </w:p>
@@ -2186,7 +2245,7 @@
     <w:p>
       <w:r>
         <w:pict w14:anchorId="793FC79D">
-          <v:rect id="_x0000_i1127" style="width:0;height:1.5pt" o:hralign="center" o:hrstd="t" o:hr="t" fillcolor="#a0a0a0" stroked="f"/>
+          <v:rect id="_x0000_i1037" style="width:0;height:1.5pt" o:hralign="center" o:hrstd="t" o:hr="t" fillcolor="#a0a0a0" stroked="f"/>
         </w:pict>
       </w:r>
     </w:p>
@@ -2288,7 +2347,7 @@
     <w:p>
       <w:r>
         <w:pict w14:anchorId="1ED9C19B">
-          <v:rect id="_x0000_i1128" style="width:0;height:1.5pt" o:hralign="center" o:hrstd="t" o:hr="t" fillcolor="#a0a0a0" stroked="f"/>
+          <v:rect id="_x0000_i1038" style="width:0;height:1.5pt" o:hralign="center" o:hrstd="t" o:hr="t" fillcolor="#a0a0a0" stroked="f"/>
         </w:pict>
       </w:r>
     </w:p>
@@ -2370,7 +2429,7 @@
     <w:p>
       <w:r>
         <w:pict w14:anchorId="22E51C9F">
-          <v:rect id="_x0000_i1129" style="width:0;height:1.5pt" o:hralign="center" o:hrstd="t" o:hr="t" fillcolor="#a0a0a0" stroked="f"/>
+          <v:rect id="_x0000_i1039" style="width:0;height:1.5pt" o:hralign="center" o:hrstd="t" o:hr="t" fillcolor="#a0a0a0" stroked="f"/>
         </w:pict>
       </w:r>
     </w:p>
@@ -2454,6 +2513,7 @@
         </w:numPr>
       </w:pPr>
       <w:r>
+        <w:lastRenderedPageBreak/>
         <w:t xml:space="preserve">Filtrar por estado </w:t>
       </w:r>
       <w:proofErr w:type="spellStart"/>
@@ -2785,6 +2845,118 @@
     </w:lvl>
   </w:abstractNum>
   <w:abstractNum w:abstractNumId="2" w15:restartNumberingAfterBreak="0">
+    <w:nsid w:val="187D2A8C"/>
+    <w:multiLevelType w:val="hybridMultilevel"/>
+    <w:tmpl w:val="9BA81B46"/>
+    <w:lvl w:ilvl="0" w:tplc="0E3EBA88">
+      <w:numFmt w:val="bullet"/>
+      <w:lvlText w:val="-"/>
+      <w:lvlJc w:val="left"/>
+      <w:pPr>
+        <w:ind w:left="1440" w:hanging="360"/>
+      </w:pPr>
+      <w:rPr>
+        <w:rFonts w:ascii="Calibri" w:eastAsiaTheme="minorHAnsi" w:hAnsi="Calibri" w:cs="Calibri" w:hint="default"/>
+      </w:rPr>
+    </w:lvl>
+    <w:lvl w:ilvl="1" w:tplc="0C0A0003" w:tentative="1">
+      <w:start w:val="1"/>
+      <w:numFmt w:val="bullet"/>
+      <w:lvlText w:val="o"/>
+      <w:lvlJc w:val="left"/>
+      <w:pPr>
+        <w:ind w:left="2160" w:hanging="360"/>
+      </w:pPr>
+      <w:rPr>
+        <w:rFonts w:ascii="Courier New" w:hAnsi="Courier New" w:cs="Courier New" w:hint="default"/>
+      </w:rPr>
+    </w:lvl>
+    <w:lvl w:ilvl="2" w:tplc="0C0A0005" w:tentative="1">
+      <w:start w:val="1"/>
+      <w:numFmt w:val="bullet"/>
+      <w:lvlText w:val=""/>
+      <w:lvlJc w:val="left"/>
+      <w:pPr>
+        <w:ind w:left="2880" w:hanging="360"/>
+      </w:pPr>
+      <w:rPr>
+        <w:rFonts w:ascii="Wingdings" w:hAnsi="Wingdings" w:hint="default"/>
+      </w:rPr>
+    </w:lvl>
+    <w:lvl w:ilvl="3" w:tplc="0C0A0001" w:tentative="1">
+      <w:start w:val="1"/>
+      <w:numFmt w:val="bullet"/>
+      <w:lvlText w:val=""/>
+      <w:lvlJc w:val="left"/>
+      <w:pPr>
+        <w:ind w:left="3600" w:hanging="360"/>
+      </w:pPr>
+      <w:rPr>
+        <w:rFonts w:ascii="Symbol" w:hAnsi="Symbol" w:hint="default"/>
+      </w:rPr>
+    </w:lvl>
+    <w:lvl w:ilvl="4" w:tplc="0C0A0003" w:tentative="1">
+      <w:start w:val="1"/>
+      <w:numFmt w:val="bullet"/>
+      <w:lvlText w:val="o"/>
+      <w:lvlJc w:val="left"/>
+      <w:pPr>
+        <w:ind w:left="4320" w:hanging="360"/>
+      </w:pPr>
+      <w:rPr>
+        <w:rFonts w:ascii="Courier New" w:hAnsi="Courier New" w:cs="Courier New" w:hint="default"/>
+      </w:rPr>
+    </w:lvl>
+    <w:lvl w:ilvl="5" w:tplc="0C0A0005" w:tentative="1">
+      <w:start w:val="1"/>
+      <w:numFmt w:val="bullet"/>
+      <w:lvlText w:val=""/>
+      <w:lvlJc w:val="left"/>
+      <w:pPr>
+        <w:ind w:left="5040" w:hanging="360"/>
+      </w:pPr>
+      <w:rPr>
+        <w:rFonts w:ascii="Wingdings" w:hAnsi="Wingdings" w:hint="default"/>
+      </w:rPr>
+    </w:lvl>
+    <w:lvl w:ilvl="6" w:tplc="0C0A0001" w:tentative="1">
+      <w:start w:val="1"/>
+      <w:numFmt w:val="bullet"/>
+      <w:lvlText w:val=""/>
+      <w:lvlJc w:val="left"/>
+      <w:pPr>
+        <w:ind w:left="5760" w:hanging="360"/>
+      </w:pPr>
+      <w:rPr>
+        <w:rFonts w:ascii="Symbol" w:hAnsi="Symbol" w:hint="default"/>
+      </w:rPr>
+    </w:lvl>
+    <w:lvl w:ilvl="7" w:tplc="0C0A0003" w:tentative="1">
+      <w:start w:val="1"/>
+      <w:numFmt w:val="bullet"/>
+      <w:lvlText w:val="o"/>
+      <w:lvlJc w:val="left"/>
+      <w:pPr>
+        <w:ind w:left="6480" w:hanging="360"/>
+      </w:pPr>
+      <w:rPr>
+        <w:rFonts w:ascii="Courier New" w:hAnsi="Courier New" w:cs="Courier New" w:hint="default"/>
+      </w:rPr>
+    </w:lvl>
+    <w:lvl w:ilvl="8" w:tplc="0C0A0005" w:tentative="1">
+      <w:start w:val="1"/>
+      <w:numFmt w:val="bullet"/>
+      <w:lvlText w:val=""/>
+      <w:lvlJc w:val="left"/>
+      <w:pPr>
+        <w:ind w:left="7200" w:hanging="360"/>
+      </w:pPr>
+      <w:rPr>
+        <w:rFonts w:ascii="Wingdings" w:hAnsi="Wingdings" w:hint="default"/>
+      </w:rPr>
+    </w:lvl>
+  </w:abstractNum>
+  <w:abstractNum w:abstractNumId="3" w15:restartNumberingAfterBreak="0">
     <w:nsid w:val="1E414FE4"/>
     <w:multiLevelType w:val="multilevel"/>
     <w:tmpl w:val="687CD0B8"/>
@@ -2933,7 +3105,7 @@
       </w:rPr>
     </w:lvl>
   </w:abstractNum>
-  <w:abstractNum w:abstractNumId="3" w15:restartNumberingAfterBreak="0">
+  <w:abstractNum w:abstractNumId="4" w15:restartNumberingAfterBreak="0">
     <w:nsid w:val="1FD32719"/>
     <w:multiLevelType w:val="multilevel"/>
     <w:tmpl w:val="563CA5CE"/>
@@ -3082,7 +3254,7 @@
       </w:rPr>
     </w:lvl>
   </w:abstractNum>
-  <w:abstractNum w:abstractNumId="4" w15:restartNumberingAfterBreak="0">
+  <w:abstractNum w:abstractNumId="5" w15:restartNumberingAfterBreak="0">
     <w:nsid w:val="204F4182"/>
     <w:multiLevelType w:val="multilevel"/>
     <w:tmpl w:val="A6F23CAA"/>
@@ -3231,7 +3403,7 @@
       </w:rPr>
     </w:lvl>
   </w:abstractNum>
-  <w:abstractNum w:abstractNumId="5" w15:restartNumberingAfterBreak="0">
+  <w:abstractNum w:abstractNumId="6" w15:restartNumberingAfterBreak="0">
     <w:nsid w:val="20B45BCB"/>
     <w:multiLevelType w:val="multilevel"/>
     <w:tmpl w:val="8A2647F6"/>
@@ -3380,7 +3552,7 @@
       </w:rPr>
     </w:lvl>
   </w:abstractNum>
-  <w:abstractNum w:abstractNumId="6" w15:restartNumberingAfterBreak="0">
+  <w:abstractNum w:abstractNumId="7" w15:restartNumberingAfterBreak="0">
     <w:nsid w:val="238D20A3"/>
     <w:multiLevelType w:val="multilevel"/>
     <w:tmpl w:val="72B4BEBC"/>
@@ -3529,7 +3701,7 @@
       </w:rPr>
     </w:lvl>
   </w:abstractNum>
-  <w:abstractNum w:abstractNumId="7" w15:restartNumberingAfterBreak="0">
+  <w:abstractNum w:abstractNumId="8" w15:restartNumberingAfterBreak="0">
     <w:nsid w:val="36BE5188"/>
     <w:multiLevelType w:val="multilevel"/>
     <w:tmpl w:val="0B6A366A"/>
@@ -3678,7 +3850,7 @@
       </w:rPr>
     </w:lvl>
   </w:abstractNum>
-  <w:abstractNum w:abstractNumId="8" w15:restartNumberingAfterBreak="0">
+  <w:abstractNum w:abstractNumId="9" w15:restartNumberingAfterBreak="0">
     <w:nsid w:val="3CF40F43"/>
     <w:multiLevelType w:val="multilevel"/>
     <w:tmpl w:val="66E60794"/>
@@ -3827,7 +3999,7 @@
       </w:rPr>
     </w:lvl>
   </w:abstractNum>
-  <w:abstractNum w:abstractNumId="9" w15:restartNumberingAfterBreak="0">
+  <w:abstractNum w:abstractNumId="10" w15:restartNumberingAfterBreak="0">
     <w:nsid w:val="4B3573B7"/>
     <w:multiLevelType w:val="multilevel"/>
     <w:tmpl w:val="EB688EE8"/>
@@ -3863,7 +4035,7 @@
         <w:sz w:val="20"/>
       </w:rPr>
     </w:lvl>
-    <w:lvl w:ilvl="2" w:tentative="1">
+    <w:lvl w:ilvl="2">
       <w:start w:val="1"/>
       <w:numFmt w:val="bullet"/>
       <w:lvlText w:val=""/>
@@ -3976,7 +4148,7 @@
       </w:rPr>
     </w:lvl>
   </w:abstractNum>
-  <w:abstractNum w:abstractNumId="10" w15:restartNumberingAfterBreak="0">
+  <w:abstractNum w:abstractNumId="11" w15:restartNumberingAfterBreak="0">
     <w:nsid w:val="4B361751"/>
     <w:multiLevelType w:val="multilevel"/>
     <w:tmpl w:val="6BB473A0"/>
@@ -4125,7 +4297,7 @@
       </w:rPr>
     </w:lvl>
   </w:abstractNum>
-  <w:abstractNum w:abstractNumId="11" w15:restartNumberingAfterBreak="0">
+  <w:abstractNum w:abstractNumId="12" w15:restartNumberingAfterBreak="0">
     <w:nsid w:val="5BEF23BF"/>
     <w:multiLevelType w:val="multilevel"/>
     <w:tmpl w:val="FD36A486"/>
@@ -4274,7 +4446,7 @@
       </w:rPr>
     </w:lvl>
   </w:abstractNum>
-  <w:abstractNum w:abstractNumId="12" w15:restartNumberingAfterBreak="0">
+  <w:abstractNum w:abstractNumId="13" w15:restartNumberingAfterBreak="0">
     <w:nsid w:val="62D307B1"/>
     <w:multiLevelType w:val="multilevel"/>
     <w:tmpl w:val="7EBA4410"/>
@@ -4423,7 +4595,7 @@
       </w:rPr>
     </w:lvl>
   </w:abstractNum>
-  <w:abstractNum w:abstractNumId="13" w15:restartNumberingAfterBreak="0">
+  <w:abstractNum w:abstractNumId="14" w15:restartNumberingAfterBreak="0">
     <w:nsid w:val="6A557BEA"/>
     <w:multiLevelType w:val="multilevel"/>
     <w:tmpl w:val="1FA6AC38"/>
@@ -4572,7 +4744,7 @@
       </w:rPr>
     </w:lvl>
   </w:abstractNum>
-  <w:abstractNum w:abstractNumId="14" w15:restartNumberingAfterBreak="0">
+  <w:abstractNum w:abstractNumId="15" w15:restartNumberingAfterBreak="0">
     <w:nsid w:val="78AD5954"/>
     <w:multiLevelType w:val="multilevel"/>
     <w:tmpl w:val="656AFCF4"/>
@@ -4721,7 +4893,7 @@
       </w:rPr>
     </w:lvl>
   </w:abstractNum>
-  <w:abstractNum w:abstractNumId="15" w15:restartNumberingAfterBreak="0">
+  <w:abstractNum w:abstractNumId="16" w15:restartNumberingAfterBreak="0">
     <w:nsid w:val="7C3C648F"/>
     <w:multiLevelType w:val="multilevel"/>
     <w:tmpl w:val="188ACC6A"/>
@@ -4871,51 +5043,54 @@
     </w:lvl>
   </w:abstractNum>
   <w:num w:numId="1" w16cid:durableId="1907450185">
-    <w:abstractNumId w:val="9"/>
+    <w:abstractNumId w:val="10"/>
   </w:num>
   <w:num w:numId="2" w16cid:durableId="1251963251">
-    <w:abstractNumId w:val="15"/>
+    <w:abstractNumId w:val="16"/>
   </w:num>
   <w:num w:numId="3" w16cid:durableId="1448311694">
     <w:abstractNumId w:val="1"/>
   </w:num>
   <w:num w:numId="4" w16cid:durableId="324668765">
+    <w:abstractNumId w:val="12"/>
+  </w:num>
+  <w:num w:numId="5" w16cid:durableId="542791529">
     <w:abstractNumId w:val="11"/>
   </w:num>
-  <w:num w:numId="5" w16cid:durableId="542791529">
-    <w:abstractNumId w:val="10"/>
+  <w:num w:numId="6" w16cid:durableId="1576551976">
+    <w:abstractNumId w:val="5"/>
   </w:num>
-  <w:num w:numId="6" w16cid:durableId="1576551976">
+  <w:num w:numId="7" w16cid:durableId="1533110578">
+    <w:abstractNumId w:val="7"/>
+  </w:num>
+  <w:num w:numId="8" w16cid:durableId="1214346184">
+    <w:abstractNumId w:val="13"/>
+  </w:num>
+  <w:num w:numId="9" w16cid:durableId="439839633">
+    <w:abstractNumId w:val="6"/>
+  </w:num>
+  <w:num w:numId="10" w16cid:durableId="1237739694">
+    <w:abstractNumId w:val="14"/>
+  </w:num>
+  <w:num w:numId="11" w16cid:durableId="1009722127">
     <w:abstractNumId w:val="4"/>
   </w:num>
-  <w:num w:numId="7" w16cid:durableId="1533110578">
-    <w:abstractNumId w:val="6"/>
-  </w:num>
-  <w:num w:numId="8" w16cid:durableId="1214346184">
-    <w:abstractNumId w:val="12"/>
-  </w:num>
-  <w:num w:numId="9" w16cid:durableId="439839633">
-    <w:abstractNumId w:val="5"/>
-  </w:num>
-  <w:num w:numId="10" w16cid:durableId="1237739694">
-    <w:abstractNumId w:val="13"/>
-  </w:num>
-  <w:num w:numId="11" w16cid:durableId="1009722127">
-    <w:abstractNumId w:val="3"/>
-  </w:num>
   <w:num w:numId="12" w16cid:durableId="377751309">
-    <w:abstractNumId w:val="8"/>
+    <w:abstractNumId w:val="9"/>
   </w:num>
   <w:num w:numId="13" w16cid:durableId="1947999547">
-    <w:abstractNumId w:val="7"/>
+    <w:abstractNumId w:val="8"/>
   </w:num>
   <w:num w:numId="14" w16cid:durableId="649795054">
     <w:abstractNumId w:val="0"/>
   </w:num>
   <w:num w:numId="15" w16cid:durableId="1473212730">
-    <w:abstractNumId w:val="14"/>
+    <w:abstractNumId w:val="15"/>
   </w:num>
   <w:num w:numId="16" w16cid:durableId="1648314234">
+    <w:abstractNumId w:val="3"/>
+  </w:num>
+  <w:num w:numId="17" w16cid:durableId="1199274392">
     <w:abstractNumId w:val="2"/>
   </w:num>
 </w:numbering>
@@ -5524,6 +5699,7 @@
   <w:style w:type="character" w:default="1" w:styleId="DefaultParagraphFont">
     <w:name w:val="Default Paragraph Font"/>
     <w:uiPriority w:val="1"/>
+    <w:semiHidden/>
     <w:unhideWhenUsed/>
   </w:style>
   <w:style w:type="table" w:default="1" w:styleId="TableNormal">
